--- a/data/drop/美股技术风险监控_2026-08-20.docx
+++ b/data/drop/美股技术风险监控_2026-08-20.docx
@@ -817,7 +817,7 @@
         <w:pStyle w:val="ListBullet"/>
       </w:pPr>
       <w:r>
-        <w:t>RSI：RSI6=61.8；RSI12=55.8；RSI24=50.8；未进入过热见顶评分</w:t>
+        <w:t>RSI：RSI6=61.7；RSI12=55.5；RSI24=50.7；未进入过热见顶评分</w:t>
       </w:r>
     </w:p>
     <w:p>
@@ -825,7 +825,7 @@
         <w:pStyle w:val="ListBullet"/>
       </w:pPr>
       <w:r>
-        <w:t>MA20/50/200：MA20=7.72；MA50=9.21；MA200=6.83；收盘价站上MA20；收盘价站上MA200；MA50高于MA200；MA20斜率向上；近20日收益为正</w:t>
+        <w:t>MA20/50/200：MA20=7.72；MA50=9.27；MA200=6.81；收盘价站上MA20；收盘价站上MA200；MA50高于MA200；MA20斜率向上；近20日收益为正</w:t>
       </w:r>
     </w:p>
     <w:p>
@@ -856,7 +856,7 @@
     </w:p>
     <w:p>
       <w:r>
-        <w:t>建议观察位置：当前价格 8.79；MA20 7.72；MA50 9.21；MA200 6.83。若后续有效跌破MA50，趋势进一步恶化的概率上升。</w:t>
+        <w:t>建议观察位置：当前价格 8.79；MA20 7.72；MA50 9.27；MA200 6.81。若后续有效跌破MA50，趋势进一步恶化的概率上升。</w:t>
       </w:r>
     </w:p>
     <w:p>
